--- a/examples/Project_Sample/Output/template_manual-Nguyen Van A_HD001.docx
+++ b/examples/Project_Sample/Output/template_manual-Nguyen Van A_HD001.docx
@@ -8,18 +8,46 @@
       </w:r>
     </w:p>
     <w:p>
+      <w:pPr>
+        <w:rPr>
+          <w:b/>
+          <w:bCs/>
+        </w:rPr>
+      </w:pPr>
       <w:r>
-        <w:t xml:space="preserve">Số hợp đồng: HD001</w:t>
+        <w:rPr>
+          <w:b/>
+          <w:bCs/>
+        </w:rPr>
+        <w:t>Số hợp đồng: &lt;&lt;SoHD&gt;&gt;</w:t>
       </w:r>
     </w:p>
     <w:p>
+      <w:pPr>
+        <w:rPr>
+          <w:i/>
+          <w:iCs/>
+        </w:rPr>
+      </w:pPr>
       <w:r>
-        <w:t xml:space="preserve">Họ tên: Nguyen Van A</w:t>
+        <w:rPr>
+          <w:i/>
+          <w:iCs/>
+        </w:rPr>
+        <w:t>Họ tên: &lt;&lt;HoTen&gt;&gt;</w:t>
       </w:r>
     </w:p>
     <w:p>
+      <w:pPr>
+        <w:rPr>
+          <w:u w:val="single"/>
+        </w:rPr>
+      </w:pPr>
       <w:r>
-        <w:t xml:space="preserve">Địa chỉ: Ha Noi</w:t>
+        <w:rPr>
+          <w:u w:val="single"/>
+        </w:rPr>
+        <w:t>Địa chỉ: &lt;&lt;DiaChi&gt;&gt;</w:t>
       </w:r>
     </w:p>
     <w:p/>

--- a/examples/Project_Sample/Output/template_manual-Nguyen Van A_HD001.docx
+++ b/examples/Project_Sample/Output/template_manual-Nguyen Van A_HD001.docx
@@ -19,7 +19,14 @@
           <w:b/>
           <w:bCs/>
         </w:rPr>
-        <w:t>Số hợp đồng: &lt;&lt;SoHD&gt;&gt;</w:t>
+        <w:t xml:space="preserve">Số hợp đồng: </w:t>
+      </w:r>
+      <w:r>
+        <w:rPr>
+          <w:b/>
+          <w:bCs/>
+        </w:rPr>
+        <w:t>HD001</w:t>
       </w:r>
     </w:p>
     <w:p>
@@ -34,7 +41,14 @@
           <w:i/>
           <w:iCs/>
         </w:rPr>
-        <w:t>Họ tên: &lt;&lt;HoTen&gt;&gt;</w:t>
+        <w:t xml:space="preserve">Họ tên: </w:t>
+      </w:r>
+      <w:r>
+        <w:rPr>
+          <w:i/>
+          <w:iCs/>
+        </w:rPr>
+        <w:t>Nguyen Van A</w:t>
       </w:r>
     </w:p>
     <w:p>
@@ -47,7 +61,13 @@
         <w:rPr>
           <w:u w:val="single"/>
         </w:rPr>
-        <w:t>Địa chỉ: &lt;&lt;DiaChi&gt;&gt;</w:t>
+        <w:t xml:space="preserve">Địa chỉ: </w:t>
+      </w:r>
+      <w:r>
+        <w:rPr>
+          <w:u w:val="single"/>
+        </w:rPr>
+        <w:t>Ha Noi</w:t>
       </w:r>
     </w:p>
     <w:p/>
